--- a/Sayfa 0 - Kapak.docx
+++ b/Sayfa 0 - Kapak.docx
@@ -13,7 +13,7 @@
             <v:stroke joinstyle="miter"/>
             <v:path gradientshapeok="t" o:connecttype="rect"/>
           </v:shapetype>
-          <v:shape id="_x0000_s1029" type="#_x0000_t202" style="position:absolute;margin-left:31.9pt;margin-top:-66.25pt;width:402.75pt;height:50.25pt;z-index:251661312">
+          <v:shape id="_x0000_s1029" type="#_x0000_t202" style="position:absolute;margin-left:31.9pt;margin-top:87.5pt;width:402.75pt;height:50.25pt;z-index:251661312">
             <v:textbox>
               <w:txbxContent>
                 <w:p>
